--- a/Results/Consensus_more_than_2/MC/TABLE Independent test between subtype and mutation.docx
+++ b/Results/Consensus_more_than_2/MC/TABLE Independent test between subtype and mutation.docx
@@ -130,7 +130,7 @@
               <w:pStyle w:stlname="Normal" w:val="Normal"/>
             </w:pPr>
             <w:r>
-              <w:t>11 ( 6.0%)</w:t>
+              <w:t>11 ( 6.1%)</w:t>
             </w:r>
           </w:p>
         </w:tc>
@@ -150,27 +150,27 @@
               <w:pStyle w:stlname="Normal" w:val="Normal"/>
             </w:pPr>
             <w:r>
-              <w:t>2 ( 3.1%)</w:t>
-            </w:r>
-          </w:p>
-        </w:tc>
-        <w:tc>
-          <w:p>
-            <w:pPr>
-              <w:pStyle w:stlname="Normal" w:val="Normal"/>
-            </w:pPr>
-            <w:r>
-              <w:t>9 (12.7%)</w:t>
-            </w:r>
-          </w:p>
-        </w:tc>
-        <w:tc>
-          <w:p>
-            <w:pPr>
-              <w:pStyle w:stlname="Normal" w:val="Normal"/>
-            </w:pPr>
-            <w:r>
-              <w:t>7.82e-02</w:t>
+              <w:t>2 ( 3.2%)</w:t>
+            </w:r>
+          </w:p>
+        </w:tc>
+        <w:tc>
+          <w:p>
+            <w:pPr>
+              <w:pStyle w:stlname="Normal" w:val="Normal"/>
+            </w:pPr>
+            <w:r>
+              <w:t>9 (12.3%)</w:t>
+            </w:r>
+          </w:p>
+        </w:tc>
+        <w:tc>
+          <w:p>
+            <w:pPr>
+              <w:pStyle w:stlname="Normal" w:val="Normal"/>
+            </w:pPr>
+            <w:r>
+              <w:t>9.44e-02</w:t>
             </w:r>
           </w:p>
         </w:tc>
@@ -212,57 +212,57 @@
               <w:pStyle w:stlname="Normal" w:val="Normal"/>
             </w:pPr>
             <w:r>
-              <w:t>59 (32.4%)</w:t>
-            </w:r>
-          </w:p>
-        </w:tc>
-        <w:tc>
-          <w:p>
-            <w:pPr>
-              <w:pStyle w:stlname="Normal" w:val="Normal"/>
-            </w:pPr>
-            <w:r>
-              <w:t>32 (10.4%)</w:t>
-            </w:r>
-          </w:p>
-        </w:tc>
-        <w:tc>
-          <w:p>
-            <w:pPr>
-              <w:pStyle w:stlname="Normal" w:val="Normal"/>
-            </w:pPr>
-            <w:r>
-              <w:t>31 (48.4%)</w:t>
-            </w:r>
-          </w:p>
-        </w:tc>
-        <w:tc>
-          <w:p>
-            <w:pPr>
-              <w:pStyle w:stlname="Normal" w:val="Normal"/>
-            </w:pPr>
-            <w:r>
-              <w:t>49 (69.0%)</w:t>
-            </w:r>
-          </w:p>
-        </w:tc>
-        <w:tc>
-          <w:p>
-            <w:pPr>
-              <w:pStyle w:stlname="Normal" w:val="Normal"/>
-            </w:pPr>
-            <w:r>
-              <w:t>1.53e-26</w:t>
-            </w:r>
-          </w:p>
-        </w:tc>
-        <w:tc>
-          <w:p>
-            <w:pPr>
-              <w:pStyle w:stlname="Normal" w:val="Normal"/>
-            </w:pPr>
-            <w:r>
-              <w:t>1.53e-25</w:t>
+              <w:t>58 (32.4%)</w:t>
+            </w:r>
+          </w:p>
+        </w:tc>
+        <w:tc>
+          <w:p>
+            <w:pPr>
+              <w:pStyle w:stlname="Normal" w:val="Normal"/>
+            </w:pPr>
+            <w:r>
+              <w:t>33 (10.6%)</w:t>
+            </w:r>
+          </w:p>
+        </w:tc>
+        <w:tc>
+          <w:p>
+            <w:pPr>
+              <w:pStyle w:stlname="Normal" w:val="Normal"/>
+            </w:pPr>
+            <w:r>
+              <w:t>30 (47.6%)</w:t>
+            </w:r>
+          </w:p>
+        </w:tc>
+        <w:tc>
+          <w:p>
+            <w:pPr>
+              <w:pStyle w:stlname="Normal" w:val="Normal"/>
+            </w:pPr>
+            <w:r>
+              <w:t>50 (68.5%)</w:t>
+            </w:r>
+          </w:p>
+        </w:tc>
+        <w:tc>
+          <w:p>
+            <w:pPr>
+              <w:pStyle w:stlname="Normal" w:val="Normal"/>
+            </w:pPr>
+            <w:r>
+              <w:t>4.64e-26</w:t>
+            </w:r>
+          </w:p>
+        </w:tc>
+        <w:tc>
+          <w:p>
+            <w:pPr>
+              <w:pStyle w:stlname="Normal" w:val="Normal"/>
+            </w:pPr>
+            <w:r>
+              <w:t>4.64e-25</w:t>
             </w:r>
           </w:p>
         </w:tc>
@@ -294,37 +294,37 @@
               <w:pStyle w:stlname="Normal" w:val="Normal"/>
             </w:pPr>
             <w:r>
-              <w:t>74 (40.7%)</w:t>
-            </w:r>
-          </w:p>
-        </w:tc>
-        <w:tc>
-          <w:p>
-            <w:pPr>
-              <w:pStyle w:stlname="Normal" w:val="Normal"/>
-            </w:pPr>
-            <w:r>
-              <w:t>119 (38.6%)</w:t>
-            </w:r>
-          </w:p>
-        </w:tc>
-        <w:tc>
-          <w:p>
-            <w:pPr>
-              <w:pStyle w:stlname="Normal" w:val="Normal"/>
-            </w:pPr>
-            <w:r>
-              <w:t>9 (14.1%)</w:t>
-            </w:r>
-          </w:p>
-        </w:tc>
-        <w:tc>
-          <w:p>
-            <w:pPr>
-              <w:pStyle w:stlname="Normal" w:val="Normal"/>
-            </w:pPr>
-            <w:r>
-              <w:t>3 ( 4.2%)</w:t>
+              <w:t>73 (40.8%)</w:t>
+            </w:r>
+          </w:p>
+        </w:tc>
+        <w:tc>
+          <w:p>
+            <w:pPr>
+              <w:pStyle w:stlname="Normal" w:val="Normal"/>
+            </w:pPr>
+            <w:r>
+              <w:t>120 (38.7%)</w:t>
+            </w:r>
+          </w:p>
+        </w:tc>
+        <w:tc>
+          <w:p>
+            <w:pPr>
+              <w:pStyle w:stlname="Normal" w:val="Normal"/>
+            </w:pPr>
+            <w:r>
+              <w:t>8 (12.7%)</w:t>
+            </w:r>
+          </w:p>
+        </w:tc>
+        <w:tc>
+          <w:p>
+            <w:pPr>
+              <w:pStyle w:stlname="Normal" w:val="Normal"/>
+            </w:pPr>
+            <w:r>
+              <w:t>4 ( 5.5%)</w:t>
             </w:r>
           </w:p>
         </w:tc>
@@ -376,57 +376,57 @@
               <w:pStyle w:stlname="Normal" w:val="Normal"/>
             </w:pPr>
             <w:r>
-              <w:t>36 (19.8%)</w:t>
-            </w:r>
-          </w:p>
-        </w:tc>
-        <w:tc>
-          <w:p>
-            <w:pPr>
-              <w:pStyle w:stlname="Normal" w:val="Normal"/>
-            </w:pPr>
-            <w:r>
-              <w:t>46 (14.9%)</w:t>
-            </w:r>
-          </w:p>
-        </w:tc>
-        <w:tc>
-          <w:p>
-            <w:pPr>
-              <w:pStyle w:stlname="Normal" w:val="Normal"/>
-            </w:pPr>
-            <w:r>
-              <w:t>9 (14.1%)</w:t>
-            </w:r>
-          </w:p>
-        </w:tc>
-        <w:tc>
-          <w:p>
-            <w:pPr>
-              <w:pStyle w:stlname="Normal" w:val="Normal"/>
-            </w:pPr>
-            <w:r>
-              <w:t>11 (15.5%)</w:t>
-            </w:r>
-          </w:p>
-        </w:tc>
-        <w:tc>
-          <w:p>
-            <w:pPr>
-              <w:pStyle w:stlname="Normal" w:val="Normal"/>
-            </w:pPr>
-            <w:r>
-              <w:t>5.12e-01</w:t>
-            </w:r>
-          </w:p>
-        </w:tc>
-        <w:tc>
-          <w:p>
-            <w:pPr>
-              <w:pStyle w:stlname="Normal" w:val="Normal"/>
-            </w:pPr>
-            <w:r>
-              <w:t>6.40e-01</w:t>
+              <w:t>35 (19.6%)</w:t>
+            </w:r>
+          </w:p>
+        </w:tc>
+        <w:tc>
+          <w:p>
+            <w:pPr>
+              <w:pStyle w:stlname="Normal" w:val="Normal"/>
+            </w:pPr>
+            <w:r>
+              <w:t>47 (15.2%)</w:t>
+            </w:r>
+          </w:p>
+        </w:tc>
+        <w:tc>
+          <w:p>
+            <w:pPr>
+              <w:pStyle w:stlname="Normal" w:val="Normal"/>
+            </w:pPr>
+            <w:r>
+              <w:t>8 (12.7%)</w:t>
+            </w:r>
+          </w:p>
+        </w:tc>
+        <w:tc>
+          <w:p>
+            <w:pPr>
+              <w:pStyle w:stlname="Normal" w:val="Normal"/>
+            </w:pPr>
+            <w:r>
+              <w:t>12 (16.4%)</w:t>
+            </w:r>
+          </w:p>
+        </w:tc>
+        <w:tc>
+          <w:p>
+            <w:pPr>
+              <w:pStyle w:stlname="Normal" w:val="Normal"/>
+            </w:pPr>
+            <w:r>
+              <w:t>5.16e-01</w:t>
+            </w:r>
+          </w:p>
+        </w:tc>
+        <w:tc>
+          <w:p>
+            <w:pPr>
+              <w:pStyle w:stlname="Normal" w:val="Normal"/>
+            </w:pPr>
+            <w:r>
+              <w:t>6.45e-01</w:t>
             </w:r>
           </w:p>
         </w:tc>
@@ -458,7 +458,7 @@
               <w:pStyle w:stlname="Normal" w:val="Normal"/>
             </w:pPr>
             <w:r>
-              <w:t>14 (7.7%)</w:t>
+              <w:t>13 (7.3%)</w:t>
             </w:r>
           </w:p>
         </w:tc>
@@ -478,37 +478,37 @@
               <w:pStyle w:stlname="Normal" w:val="Normal"/>
             </w:pPr>
             <w:r>
-              <w:t>4 (6.2%)</w:t>
-            </w:r>
-          </w:p>
-        </w:tc>
-        <w:tc>
-          <w:p>
-            <w:pPr>
-              <w:pStyle w:stlname="Normal" w:val="Normal"/>
-            </w:pPr>
-            <w:r>
-              <w:t>2 (2.8%)</w:t>
-            </w:r>
-          </w:p>
-        </w:tc>
-        <w:tc>
-          <w:p>
-            <w:pPr>
-              <w:pStyle w:stlname="Normal" w:val="Normal"/>
-            </w:pPr>
-            <w:r>
-              <w:t>2.46e-01</w:t>
-            </w:r>
-          </w:p>
-        </w:tc>
-        <w:tc>
-          <w:p>
-            <w:pPr>
-              <w:pStyle w:stlname="Normal" w:val="Normal"/>
-            </w:pPr>
-            <w:r>
-              <w:t>4.10e-01</w:t>
+              <w:t>4 (6.3%)</w:t>
+            </w:r>
+          </w:p>
+        </w:tc>
+        <w:tc>
+          <w:p>
+            <w:pPr>
+              <w:pStyle w:stlname="Normal" w:val="Normal"/>
+            </w:pPr>
+            <w:r>
+              <w:t>3 (4.1%)</w:t>
+            </w:r>
+          </w:p>
+        </w:tc>
+        <w:tc>
+          <w:p>
+            <w:pPr>
+              <w:pStyle w:stlname="Normal" w:val="Normal"/>
+            </w:pPr>
+            <w:r>
+              <w:t>3.84e-01</w:t>
+            </w:r>
+          </w:p>
+        </w:tc>
+        <w:tc>
+          <w:p>
+            <w:pPr>
+              <w:pStyle w:stlname="Normal" w:val="Normal"/>
+            </w:pPr>
+            <w:r>
+              <w:t>5.97e-01</w:t>
             </w:r>
           </w:p>
         </w:tc>
@@ -540,7 +540,7 @@
               <w:pStyle w:stlname="Normal" w:val="Normal"/>
             </w:pPr>
             <w:r>
-              <w:t>8 ( 4.4%)</w:t>
+              <w:t>8 ( 4.5%)</w:t>
             </w:r>
           </w:p>
         </w:tc>
@@ -560,37 +560,37 @@
               <w:pStyle w:stlname="Normal" w:val="Normal"/>
             </w:pPr>
             <w:r>
-              <w:t>7 (10.9%)</w:t>
-            </w:r>
-          </w:p>
-        </w:tc>
-        <w:tc>
-          <w:p>
-            <w:pPr>
-              <w:pStyle w:stlname="Normal" w:val="Normal"/>
-            </w:pPr>
-            <w:r>
-              <w:t>6 ( 8.5%)</w:t>
-            </w:r>
-          </w:p>
-        </w:tc>
-        <w:tc>
-          <w:p>
-            <w:pPr>
-              <w:pStyle w:stlname="Normal" w:val="Normal"/>
-            </w:pPr>
-            <w:r>
-              <w:t>9.84e-02</w:t>
-            </w:r>
-          </w:p>
-        </w:tc>
-        <w:tc>
-          <w:p>
-            <w:pPr>
-              <w:pStyle w:stlname="Normal" w:val="Normal"/>
-            </w:pPr>
-            <w:r>
-              <w:t>1.97e-01</w:t>
+              <w:t>7 (11.1%)</w:t>
+            </w:r>
+          </w:p>
+        </w:tc>
+        <w:tc>
+          <w:p>
+            <w:pPr>
+              <w:pStyle w:stlname="Normal" w:val="Normal"/>
+            </w:pPr>
+            <w:r>
+              <w:t>6 ( 8.2%)</w:t>
+            </w:r>
+          </w:p>
+        </w:tc>
+        <w:tc>
+          <w:p>
+            <w:pPr>
+              <w:pStyle w:stlname="Normal" w:val="Normal"/>
+            </w:pPr>
+            <w:r>
+              <w:t>9.79e-02</w:t>
+            </w:r>
+          </w:p>
+        </w:tc>
+        <w:tc>
+          <w:p>
+            <w:pPr>
+              <w:pStyle w:stlname="Normal" w:val="Normal"/>
+            </w:pPr>
+            <w:r>
+              <w:t>1.96e-01</w:t>
             </w:r>
           </w:p>
         </w:tc>
@@ -622,57 +622,57 @@
               <w:pStyle w:stlname="Normal" w:val="Normal"/>
             </w:pPr>
             <w:r>
-              <w:t>15 ( 8.2%)</w:t>
-            </w:r>
-          </w:p>
-        </w:tc>
-        <w:tc>
-          <w:p>
-            <w:pPr>
-              <w:pStyle w:stlname="Normal" w:val="Normal"/>
-            </w:pPr>
-            <w:r>
-              <w:t>32 (10.4%)</w:t>
-            </w:r>
-          </w:p>
-        </w:tc>
-        <w:tc>
-          <w:p>
-            <w:pPr>
-              <w:pStyle w:stlname="Normal" w:val="Normal"/>
-            </w:pPr>
-            <w:r>
-              <w:t>5 ( 7.8%)</w:t>
-            </w:r>
-          </w:p>
-        </w:tc>
-        <w:tc>
-          <w:p>
-            <w:pPr>
-              <w:pStyle w:stlname="Normal" w:val="Normal"/>
-            </w:pPr>
-            <w:r>
-              <w:t>9 (12.7%)</w:t>
-            </w:r>
-          </w:p>
-        </w:tc>
-        <w:tc>
-          <w:p>
-            <w:pPr>
-              <w:pStyle w:stlname="Normal" w:val="Normal"/>
-            </w:pPr>
-            <w:r>
-              <w:t>6.65e-01</w:t>
-            </w:r>
-          </w:p>
-        </w:tc>
-        <w:tc>
-          <w:p>
-            <w:pPr>
-              <w:pStyle w:stlname="Normal" w:val="Normal"/>
-            </w:pPr>
-            <w:r>
-              <w:t>7.39e-01</w:t>
+              <w:t>15 ( 8.4%)</w:t>
+            </w:r>
+          </w:p>
+        </w:tc>
+        <w:tc>
+          <w:p>
+            <w:pPr>
+              <w:pStyle w:stlname="Normal" w:val="Normal"/>
+            </w:pPr>
+            <w:r>
+              <w:t>32 (10.3%)</w:t>
+            </w:r>
+          </w:p>
+        </w:tc>
+        <w:tc>
+          <w:p>
+            <w:pPr>
+              <w:pStyle w:stlname="Normal" w:val="Normal"/>
+            </w:pPr>
+            <w:r>
+              <w:t>5 ( 7.9%)</w:t>
+            </w:r>
+          </w:p>
+        </w:tc>
+        <w:tc>
+          <w:p>
+            <w:pPr>
+              <w:pStyle w:stlname="Normal" w:val="Normal"/>
+            </w:pPr>
+            <w:r>
+              <w:t>9 (12.3%)</w:t>
+            </w:r>
+          </w:p>
+        </w:tc>
+        <w:tc>
+          <w:p>
+            <w:pPr>
+              <w:pStyle w:stlname="Normal" w:val="Normal"/>
+            </w:pPr>
+            <w:r>
+              <w:t>7.33e-01</w:t>
+            </w:r>
+          </w:p>
+        </w:tc>
+        <w:tc>
+          <w:p>
+            <w:pPr>
+              <w:pStyle w:stlname="Normal" w:val="Normal"/>
+            </w:pPr>
+            <w:r>
+              <w:t>8.14e-01</w:t>
             </w:r>
           </w:p>
         </w:tc>
@@ -704,57 +704,57 @@
               <w:pStyle w:stlname="Normal" w:val="Normal"/>
             </w:pPr>
             <w:r>
-              <w:t>14 (7.7%)</w:t>
-            </w:r>
-          </w:p>
-        </w:tc>
-        <w:tc>
-          <w:p>
-            <w:pPr>
-              <w:pStyle w:stlname="Normal" w:val="Normal"/>
-            </w:pPr>
-            <w:r>
-              <w:t>24 (7.8%)</w:t>
-            </w:r>
-          </w:p>
-        </w:tc>
-        <w:tc>
-          <w:p>
-            <w:pPr>
-              <w:pStyle w:stlname="Normal" w:val="Normal"/>
-            </w:pPr>
-            <w:r>
-              <w:t>2 (3.1%)</w:t>
-            </w:r>
-          </w:p>
-        </w:tc>
-        <w:tc>
-          <w:p>
-            <w:pPr>
-              <w:pStyle w:stlname="Normal" w:val="Normal"/>
-            </w:pPr>
-            <w:r>
-              <w:t>3 (4.2%)</w:t>
-            </w:r>
-          </w:p>
-        </w:tc>
-        <w:tc>
-          <w:p>
-            <w:pPr>
-              <w:pStyle w:stlname="Normal" w:val="Normal"/>
-            </w:pPr>
-            <w:r>
-              <w:t>4.27e-01</w:t>
-            </w:r>
-          </w:p>
-        </w:tc>
-        <w:tc>
-          <w:p>
-            <w:pPr>
-              <w:pStyle w:stlname="Normal" w:val="Normal"/>
-            </w:pPr>
-            <w:r>
-              <w:t>6.10e-01</w:t>
+              <w:t>14 (7.8%)</w:t>
+            </w:r>
+          </w:p>
+        </w:tc>
+        <w:tc>
+          <w:p>
+            <w:pPr>
+              <w:pStyle w:stlname="Normal" w:val="Normal"/>
+            </w:pPr>
+            <w:r>
+              <w:t>24 (7.7%)</w:t>
+            </w:r>
+          </w:p>
+        </w:tc>
+        <w:tc>
+          <w:p>
+            <w:pPr>
+              <w:pStyle w:stlname="Normal" w:val="Normal"/>
+            </w:pPr>
+            <w:r>
+              <w:t>2 (3.2%)</w:t>
+            </w:r>
+          </w:p>
+        </w:tc>
+        <w:tc>
+          <w:p>
+            <w:pPr>
+              <w:pStyle w:stlname="Normal" w:val="Normal"/>
+            </w:pPr>
+            <w:r>
+              <w:t>3 (4.1%)</w:t>
+            </w:r>
+          </w:p>
+        </w:tc>
+        <w:tc>
+          <w:p>
+            <w:pPr>
+              <w:pStyle w:stlname="Normal" w:val="Normal"/>
+            </w:pPr>
+            <w:r>
+              <w:t>4.18e-01</w:t>
+            </w:r>
+          </w:p>
+        </w:tc>
+        <w:tc>
+          <w:p>
+            <w:pPr>
+              <w:pStyle w:stlname="Normal" w:val="Normal"/>
+            </w:pPr>
+            <w:r>
+              <w:t>5.97e-01</w:t>
             </w:r>
           </w:p>
         </w:tc>
@@ -786,7 +786,7 @@
               <w:pStyle w:stlname="Normal" w:val="Normal"/>
             </w:pPr>
             <w:r>
-              <w:t>11 ( 6.0%)</w:t>
+              <w:t>11 ( 6.1%)</w:t>
             </w:r>
           </w:p>
         </w:tc>
@@ -806,27 +806,27 @@
               <w:pStyle w:stlname="Normal" w:val="Normal"/>
             </w:pPr>
             <w:r>
-              <w:t>3 ( 4.7%)</w:t>
-            </w:r>
-          </w:p>
-        </w:tc>
-        <w:tc>
-          <w:p>
-            <w:pPr>
-              <w:pStyle w:stlname="Normal" w:val="Normal"/>
-            </w:pPr>
-            <w:r>
-              <w:t>9 (12.7%)</w:t>
-            </w:r>
-          </w:p>
-        </w:tc>
-        <w:tc>
-          <w:p>
-            <w:pPr>
-              <w:pStyle w:stlname="Normal" w:val="Normal"/>
-            </w:pPr>
-            <w:r>
-              <w:t>7.05e-02</w:t>
+              <w:t>3 ( 4.8%)</w:t>
+            </w:r>
+          </w:p>
+        </w:tc>
+        <w:tc>
+          <w:p>
+            <w:pPr>
+              <w:pStyle w:stlname="Normal" w:val="Normal"/>
+            </w:pPr>
+            <w:r>
+              <w:t>9 (12.3%)</w:t>
+            </w:r>
+          </w:p>
+        </w:tc>
+        <w:tc>
+          <w:p>
+            <w:pPr>
+              <w:pStyle w:stlname="Normal" w:val="Normal"/>
+            </w:pPr>
+            <w:r>
+              <w:t>8.40e-02</w:t>
             </w:r>
           </w:p>
         </w:tc>
@@ -868,7 +868,7 @@
               <w:pStyle w:stlname="Normal" w:val="Normal"/>
             </w:pPr>
             <w:r>
-              <w:t>10 (5.5%)</w:t>
+              <w:t>10 (5.6%)</w:t>
             </w:r>
           </w:p>
         </w:tc>
@@ -888,37 +888,37 @@
               <w:pStyle w:stlname="Normal" w:val="Normal"/>
             </w:pPr>
             <w:r>
-              <w:t>3 (4.7%)</w:t>
-            </w:r>
-          </w:p>
-        </w:tc>
-        <w:tc>
-          <w:p>
-            <w:pPr>
-              <w:pStyle w:stlname="Normal" w:val="Normal"/>
-            </w:pPr>
-            <w:r>
-              <w:t>4 (5.6%)</w:t>
-            </w:r>
-          </w:p>
-        </w:tc>
-        <w:tc>
-          <w:p>
-            <w:pPr>
-              <w:pStyle w:stlname="Normal" w:val="Normal"/>
-            </w:pPr>
-            <w:r>
-              <w:t>9.94e-01</w:t>
-            </w:r>
-          </w:p>
-        </w:tc>
-        <w:tc>
-          <w:p>
-            <w:pPr>
-              <w:pStyle w:stlname="Normal" w:val="Normal"/>
-            </w:pPr>
-            <w:r>
-              <w:t>9.94e-01</w:t>
+              <w:t>3 (4.8%)</w:t>
+            </w:r>
+          </w:p>
+        </w:tc>
+        <w:tc>
+          <w:p>
+            <w:pPr>
+              <w:pStyle w:stlname="Normal" w:val="Normal"/>
+            </w:pPr>
+            <w:r>
+              <w:t>4 (5.5%)</w:t>
+            </w:r>
+          </w:p>
+        </w:tc>
+        <w:tc>
+          <w:p>
+            <w:pPr>
+              <w:pStyle w:stlname="Normal" w:val="Normal"/>
+            </w:pPr>
+            <w:r>
+              <w:t>9.96e-01</w:t>
+            </w:r>
+          </w:p>
+        </w:tc>
+        <w:tc>
+          <w:p>
+            <w:pPr>
+              <w:pStyle w:stlname="Normal" w:val="Normal"/>
+            </w:pPr>
+            <w:r>
+              <w:t>9.96e-01</w:t>
             </w:r>
           </w:p>
         </w:tc>
